--- a/docs/02_User_Manual.docx
+++ b/docs/02_User_Manual.docx
@@ -165,7 +165,7 @@
                 <w:color w:val="1C2B3A"/>
                 <w:sz w:val="22"/>
               </w:rPr>
-              <w:t>v1.0</w:t>
+              <w:t>v2.0</w:t>
             </w:r>
           </w:p>
         </w:tc>
@@ -201,7 +201,7 @@
                 <w:color w:val="1C2B3A"/>
                 <w:sz w:val="22"/>
               </w:rPr>
-              <w:t>1 August 2026</w:t>
+              <w:t>6 August 2026</w:t>
             </w:r>
           </w:p>
         </w:tc>
@@ -492,6 +492,76 @@
           </w:p>
         </w:tc>
       </w:tr>
+      <w:tr>
+        <w:tc>
+          <w:tcPr>
+            <w:tcW w:type="dxa" w:w="2353"/>
+          </w:tcPr>
+          <w:p>
+            <w:r>
+              <w:rPr>
+                <w:rFonts w:ascii="Segoe UI" w:hAnsi="Segoe UI" w:cs="Segoe UI"/>
+                <w:b w:val="0"/>
+                <w:i w:val="0"/>
+                <w:color w:val="1C2B3A"/>
+                <w:sz w:val="20"/>
+              </w:rPr>
+              <w:t>v2.0</w:t>
+            </w:r>
+          </w:p>
+        </w:tc>
+        <w:tc>
+          <w:tcPr>
+            <w:tcW w:type="dxa" w:w="2353"/>
+          </w:tcPr>
+          <w:p>
+            <w:r>
+              <w:rPr>
+                <w:rFonts w:ascii="Segoe UI" w:hAnsi="Segoe UI" w:cs="Segoe UI"/>
+                <w:b w:val="0"/>
+                <w:i w:val="0"/>
+                <w:color w:val="1C2B3A"/>
+                <w:sz w:val="20"/>
+              </w:rPr>
+              <w:t>2026-08-06</w:t>
+            </w:r>
+          </w:p>
+        </w:tc>
+        <w:tc>
+          <w:tcPr>
+            <w:tcW w:type="dxa" w:w="2353"/>
+          </w:tcPr>
+          <w:p>
+            <w:r>
+              <w:rPr>
+                <w:rFonts w:ascii="Segoe UI" w:hAnsi="Segoe UI" w:cs="Segoe UI"/>
+                <w:b w:val="0"/>
+                <w:i w:val="0"/>
+                <w:color w:val="1C2B3A"/>
+                <w:sz w:val="20"/>
+              </w:rPr>
+              <w:t>Douglas Colvin</w:t>
+            </w:r>
+          </w:p>
+        </w:tc>
+        <w:tc>
+          <w:tcPr>
+            <w:tcW w:type="dxa" w:w="2353"/>
+          </w:tcPr>
+          <w:p>
+            <w:r>
+              <w:rPr>
+                <w:rFonts w:ascii="Segoe UI" w:hAnsi="Segoe UI" w:cs="Segoe UI"/>
+                <w:b w:val="0"/>
+                <w:i w:val="0"/>
+                <w:color w:val="1C2B3A"/>
+                <w:sz w:val="20"/>
+              </w:rPr>
+              <w:t>Service detail pages, blog articles, services cost estimator, context-carrying contact flow</w:t>
+            </w:r>
+          </w:p>
+        </w:tc>
+      </w:tr>
     </w:tbl>
     <w:p/>
     <w:p>
@@ -581,7 +651,7 @@
           <w:color w:val="1C2B3A"/>
           <w:sz w:val="22"/>
         </w:rPr>
-        <w:t xml:space="preserve"> presents P3MAI's programme, project and PMO consultancy and links to its two web apps. This guide walks a visitor through the pages and the interactive Project Cost Estimator. Maintaining and publishing the site is covered in the </w:t>
+        <w:t xml:space="preserve"> presents P3MAI's program, project and PMO consultancy, six live web apps, and a self-serve cost estimator. This guide walks a visitor through it all. Maintaining and publishing the site is covered in the </w:t>
       </w:r>
       <w:r>
         <w:rPr>
@@ -633,7 +703,7 @@
           <w:color w:val="1C2B3A"/>
           <w:sz w:val="22"/>
         </w:rPr>
-        <w:t>. Every page shares the same navy/gold header and footer, so navigation is consistent throughout.</w:t>
+        <w:t>. Every page shares the same navy/gold header and footer.</w:t>
       </w:r>
     </w:p>
     <w:p>
@@ -659,7 +729,7 @@
       <w:r>
         <w:drawing>
           <wp:inline xmlns:a="http://schemas.openxmlformats.org/drawingml/2006/main" xmlns:pic="http://schemas.openxmlformats.org/drawingml/2006/picture">
-            <wp:extent cx="5580000" cy="3412109"/>
+            <wp:extent cx="5580000" cy="3403673"/>
             <wp:docPr id="1" name="Picture 1"/>
             <wp:cNvGraphicFramePr>
               <a:graphicFrameLocks noChangeAspect="1"/>
@@ -680,7 +750,7 @@
                   <pic:spPr>
                     <a:xfrm>
                       <a:off x="0" y="0"/>
-                      <a:ext cx="5580000" cy="3412109"/>
+                      <a:ext cx="5580000" cy="3403673"/>
                     </a:xfrm>
                     <a:prstGeom prst="rect"/>
                   </pic:spPr>
@@ -716,7 +786,7 @@
           <w:color w:val="1C2B3A"/>
           <w:sz w:val="22"/>
         </w:rPr>
-        <w:t xml:space="preserve">The top navigation bar links the five main pages: </w:t>
+        <w:t xml:space="preserve">The top navigation links the five main areas: </w:t>
       </w:r>
       <w:r>
         <w:rPr>
@@ -816,7 +886,7 @@
           <w:color w:val="1C2B3A"/>
           <w:sz w:val="22"/>
         </w:rPr>
-        <w:t>. On a phone the menu collapses to a hamburger button.</w:t>
+        <w:t>. Services opens onto three detail pages; Blog opens onto four full articles. On a phone the menu collapses to a hamburger button.</w:t>
       </w:r>
     </w:p>
     <w:p>
@@ -844,7 +914,27 @@
           <w:color w:val="1C2B3A"/>
           <w:sz w:val="22"/>
         </w:rPr>
-        <w:t>The landing page introduces P3MAI with the tagline *AI Program and Project Management Delivered at Scale*, three feature cards, a CV-sourced track record, and a call to action to get in touch.</w:t>
+        <w:t xml:space="preserve">The landing page opens with *“When the program cannot be allowed to fail”* under the capability strap *AI-Enabled · Sovereign · Safe · Proven*, then: the named clients P3MAI has delivered for, the problem-we-solve story, the track record (banking &amp; finance, enterprise delivery, sovereign AI), and </w:t>
+      </w:r>
+      <w:r>
+        <w:rPr>
+          <w:rFonts w:ascii="Segoe UI" w:hAnsi="Segoe UI" w:cs="Segoe UI"/>
+          <w:b/>
+          <w:i w:val="0"/>
+          <w:color w:val="1C2B3A"/>
+          <w:sz w:val="22"/>
+        </w:rPr>
+        <w:t>Start Where It Suits You</w:t>
+      </w:r>
+      <w:r>
+        <w:rPr>
+          <w:rFonts w:ascii="Segoe UI" w:hAnsi="Segoe UI" w:cs="Segoe UI"/>
+          <w:b w:val="0"/>
+          <w:i w:val="0"/>
+          <w:color w:val="1C2B3A"/>
+          <w:sz w:val="22"/>
+        </w:rPr>
+        <w:t xml:space="preserve"> — a three-step ladder from free tools, to products, to engaging Douglas directly.</w:t>
       </w:r>
     </w:p>
     <w:p>
@@ -872,7 +962,7 @@
           <w:color w:val="1C2B3A"/>
           <w:sz w:val="22"/>
         </w:rPr>
-        <w:t>Douglas Colvin's biography and career timeline (drawn from the CV), certifications and values — who is behind P3MAI and the depth of delivery experience.</w:t>
+        <w:t>Douglas Colvin's story across nine industries, a six-milestone career timeline (Vodafone 1999 → two TOP500 AI supercomputers 2024–25), what “sovereign and safe” means in practice, values, certifications and education.</w:t>
       </w:r>
     </w:p>
     <w:p>
@@ -960,8 +1050,63 @@
           <w:color w:val="1C2B3A"/>
           <w:sz w:val="22"/>
         </w:rPr>
-        <w:t xml:space="preserve"> — each with what it covers and a </w:t>
+        <w:t xml:space="preserve"> — each stating who it is for, with three routes onward:</w:t>
       </w:r>
+    </w:p>
+    <w:p>
+      <w:pPr>
+        <w:pStyle w:val="ListBullet"/>
+      </w:pPr>
+      <w:r>
+        <w:rPr>
+          <w:rFonts w:ascii="Segoe UI" w:hAnsi="Segoe UI" w:cs="Segoe UI"/>
+          <w:b/>
+          <w:i w:val="0"/>
+          <w:color w:val="1C2B3A"/>
+          <w:sz w:val="22"/>
+        </w:rPr>
+        <w:t>Service Details</w:t>
+      </w:r>
+      <w:r>
+        <w:rPr>
+          <w:rFonts w:ascii="Segoe UI" w:hAnsi="Segoe UI" w:cs="Segoe UI"/>
+          <w:b w:val="0"/>
+          <w:i w:val="0"/>
+          <w:color w:val="1C2B3A"/>
+          <w:sz w:val="22"/>
+        </w:rPr>
+        <w:t xml:space="preserve"> — a full page per service: when you'd call, how it works, a real case study (Core42 supercomputers / ENBD fraud / Responsible AI PMO + Emirates), and three ways to start;</w:t>
+      </w:r>
+    </w:p>
+    <w:p>
+      <w:pPr>
+        <w:pStyle w:val="ListBullet"/>
+      </w:pPr>
+      <w:r>
+        <w:rPr>
+          <w:rFonts w:ascii="Segoe UI" w:hAnsi="Segoe UI" w:cs="Segoe UI"/>
+          <w:b/>
+          <w:i w:val="0"/>
+          <w:color w:val="1C2B3A"/>
+          <w:sz w:val="22"/>
+        </w:rPr>
+        <w:t>live tool buttons</w:t>
+      </w:r>
+      <w:r>
+        <w:rPr>
+          <w:rFonts w:ascii="Segoe UI" w:hAnsi="Segoe UI" w:cs="Segoe UI"/>
+          <w:b w:val="0"/>
+          <w:i w:val="0"/>
+          <w:color w:val="1C2B3A"/>
+          <w:sz w:val="22"/>
+        </w:rPr>
+        <w:t xml:space="preserve"> — six P3MAI apps open directly from the cards (see §9);</w:t>
+      </w:r>
+    </w:p>
+    <w:p>
+      <w:pPr>
+        <w:pStyle w:val="ListBullet"/>
+      </w:pPr>
       <w:r>
         <w:rPr>
           <w:rFonts w:ascii="Segoe UI" w:hAnsi="Segoe UI" w:cs="Segoe UI"/>
@@ -980,7 +1125,7 @@
           <w:color w:val="1C2B3A"/>
           <w:sz w:val="22"/>
         </w:rPr>
-        <w:t xml:space="preserve"> button, plus a comparison table of how each engages.</w:t>
+        <w:t xml:space="preserve"> — opens the contact form with your interest already noted.</w:t>
       </w:r>
     </w:p>
     <w:p>
@@ -992,22 +1137,7 @@
           <w:color w:val="1C2B3A"/>
           <w:sz w:val="22"/>
         </w:rPr>
-        <w:t>Two of the cards also demonstrate a live P3MAI tool:</w:t>
-      </w:r>
-    </w:p>
-    <w:p>
-      <w:pPr>
-        <w:pStyle w:val="ListBullet"/>
-      </w:pPr>
-      <w:r>
-        <w:rPr>
-          <w:rFonts w:ascii="Segoe UI" w:hAnsi="Segoe UI" w:cs="Segoe UI"/>
-          <w:b w:val="0"/>
-          <w:i w:val="0"/>
-          <w:color w:val="1C2B3A"/>
-          <w:sz w:val="22"/>
-        </w:rPr>
-        <w:t xml:space="preserve">the </w:t>
+        <w:t xml:space="preserve">Between the cards and the comparison table sits </w:t>
       </w:r>
       <w:r>
         <w:rPr>
@@ -1017,7 +1147,7 @@
           <w:color w:val="1C2B3A"/>
           <w:sz w:val="22"/>
         </w:rPr>
-        <w:t>Project Management</w:t>
+        <w:t>Get an Instant Cost Estimate</w:t>
       </w:r>
       <w:r>
         <w:rPr>
@@ -1027,102 +1157,7 @@
           <w:color w:val="1C2B3A"/>
           <w:sz w:val="22"/>
         </w:rPr>
-        <w:t xml:space="preserve"> card links to the </w:t>
-      </w:r>
-      <w:r>
-        <w:rPr>
-          <w:rFonts w:ascii="Segoe UI" w:hAnsi="Segoe UI" w:cs="Segoe UI"/>
-          <w:b/>
-          <w:i w:val="0"/>
-          <w:color w:val="1C2B3A"/>
-          <w:sz w:val="22"/>
-        </w:rPr>
-        <w:t>PRINCE2 Method Map</w:t>
-      </w:r>
-      <w:r>
-        <w:rPr>
-          <w:rFonts w:ascii="Segoe UI" w:hAnsi="Segoe UI" w:cs="Segoe UI"/>
-          <w:b w:val="0"/>
-          <w:i w:val="0"/>
-          <w:color w:val="1C2B3A"/>
-          <w:sz w:val="22"/>
-        </w:rPr>
-        <w:t>;</w:t>
-      </w:r>
-    </w:p>
-    <w:p>
-      <w:pPr>
-        <w:pStyle w:val="ListBullet"/>
-      </w:pPr>
-      <w:r>
-        <w:rPr>
-          <w:rFonts w:ascii="Segoe UI" w:hAnsi="Segoe UI" w:cs="Segoe UI"/>
-          <w:b w:val="0"/>
-          <w:i w:val="0"/>
-          <w:color w:val="1C2B3A"/>
-          <w:sz w:val="22"/>
-        </w:rPr>
-        <w:t xml:space="preserve">the </w:t>
-      </w:r>
-      <w:r>
-        <w:rPr>
-          <w:rFonts w:ascii="Segoe UI" w:hAnsi="Segoe UI" w:cs="Segoe UI"/>
-          <w:b/>
-          <w:i w:val="0"/>
-          <w:color w:val="1C2B3A"/>
-          <w:sz w:val="22"/>
-        </w:rPr>
-        <w:t>PMO</w:t>
-      </w:r>
-      <w:r>
-        <w:rPr>
-          <w:rFonts w:ascii="Segoe UI" w:hAnsi="Segoe UI" w:cs="Segoe UI"/>
-          <w:b w:val="0"/>
-          <w:i w:val="0"/>
-          <w:color w:val="1C2B3A"/>
-          <w:sz w:val="22"/>
-        </w:rPr>
-        <w:t xml:space="preserve"> card links (</w:t>
-      </w:r>
-      <w:r>
-        <w:rPr>
-          <w:rFonts w:ascii="Segoe UI" w:hAnsi="Segoe UI" w:cs="Segoe UI"/>
-          <w:b/>
-          <w:i w:val="0"/>
-          <w:color w:val="1C2B3A"/>
-          <w:sz w:val="22"/>
-        </w:rPr>
-        <w:t>Example</w:t>
-      </w:r>
-      <w:r>
-        <w:rPr>
-          <w:rFonts w:ascii="Segoe UI" w:hAnsi="Segoe UI" w:cs="Segoe UI"/>
-          <w:b w:val="0"/>
-          <w:i w:val="0"/>
-          <w:color w:val="1C2B3A"/>
-          <w:sz w:val="22"/>
-        </w:rPr>
-        <w:t xml:space="preserve">) to the </w:t>
-      </w:r>
-      <w:r>
-        <w:rPr>
-          <w:rFonts w:ascii="Segoe UI" w:hAnsi="Segoe UI" w:cs="Segoe UI"/>
-          <w:b/>
-          <w:i w:val="0"/>
-          <w:color w:val="1C2B3A"/>
-          <w:sz w:val="22"/>
-        </w:rPr>
-        <w:t>PMO Service</w:t>
-      </w:r>
-      <w:r>
-        <w:rPr>
-          <w:rFonts w:ascii="Segoe UI" w:hAnsi="Segoe UI" w:cs="Segoe UI"/>
-          <w:b w:val="0"/>
-          <w:i w:val="0"/>
-          <w:color w:val="1C2B3A"/>
-          <w:sz w:val="22"/>
-        </w:rPr>
-        <w:t xml:space="preserve"> app.</w:t>
+        <w:t xml:space="preserve"> — the services estimator (§8).</w:t>
       </w:r>
     </w:p>
     <w:p>
@@ -1150,7 +1185,27 @@
           <w:color w:val="1C2B3A"/>
           <w:sz w:val="22"/>
         </w:rPr>
-        <w:t>Short articles on AI, programme and project management.</w:t>
+        <w:t xml:space="preserve">Four posts, each with a full </w:t>
+      </w:r>
+      <w:r>
+        <w:rPr>
+          <w:rFonts w:ascii="Segoe UI" w:hAnsi="Segoe UI" w:cs="Segoe UI"/>
+          <w:b/>
+          <w:i w:val="0"/>
+          <w:color w:val="1C2B3A"/>
+          <w:sz w:val="22"/>
+        </w:rPr>
+        <w:t>Read more</w:t>
+      </w:r>
+      <w:r>
+        <w:rPr>
+          <w:rFonts w:ascii="Segoe UI" w:hAnsi="Segoe UI" w:cs="Segoe UI"/>
+          <w:b w:val="0"/>
+          <w:i w:val="0"/>
+          <w:color w:val="1C2B3A"/>
+          <w:sz w:val="22"/>
+        </w:rPr>
+        <w:t xml:space="preserve"> article: building web sites and apps with Claude (this site is the case study), why AI programs need a PMO from day one, scaling AI infrastructure without losing control, and agentic AI in the PMO. Every article ends with practical takeaways and a route into the tools or a conversation.</w:t>
       </w:r>
     </w:p>
     <w:p>
@@ -1178,7 +1233,47 @@
           <w:color w:val="1C2B3A"/>
           <w:sz w:val="22"/>
         </w:rPr>
-        <w:t>A validated contact form (it checks the fields before submitting), the business contact details, and a location map. The quickest way to start a conversation with P3MAI.</w:t>
+        <w:t xml:space="preserve">A validated form, the business details, and a location map. Two things happen for you automatically: if you arrived from a service page or the estimator, </w:t>
+      </w:r>
+      <w:r>
+        <w:rPr>
+          <w:rFonts w:ascii="Segoe UI" w:hAnsi="Segoe UI" w:cs="Segoe UI"/>
+          <w:b/>
+          <w:i w:val="0"/>
+          <w:color w:val="1C2B3A"/>
+          <w:sz w:val="22"/>
+        </w:rPr>
+        <w:t>your context is already in the message box</w:t>
+      </w:r>
+      <w:r>
+        <w:rPr>
+          <w:rFonts w:ascii="Segoe UI" w:hAnsi="Segoe UI" w:cs="Segoe UI"/>
+          <w:b w:val="0"/>
+          <w:i w:val="0"/>
+          <w:color w:val="1C2B3A"/>
+          <w:sz w:val="22"/>
+        </w:rPr>
+        <w:t xml:space="preserve"> (edit it freely); and on Send, your enquiry is </w:t>
+      </w:r>
+      <w:r>
+        <w:rPr>
+          <w:rFonts w:ascii="Segoe UI" w:hAnsi="Segoe UI" w:cs="Segoe UI"/>
+          <w:b/>
+          <w:i w:val="0"/>
+          <w:color w:val="1C2B3A"/>
+          <w:sz w:val="22"/>
+        </w:rPr>
+        <w:t>emailed directly to P3MAI</w:t>
+      </w:r>
+      <w:r>
+        <w:rPr>
+          <w:rFonts w:ascii="Segoe UI" w:hAnsi="Segoe UI" w:cs="Segoe UI"/>
+          <w:b w:val="0"/>
+          <w:i w:val="0"/>
+          <w:color w:val="1C2B3A"/>
+          <w:sz w:val="22"/>
+        </w:rPr>
+        <w:t xml:space="preserve"> — you'll see an on-page confirmation. If anything goes wrong you're shown the direct address (drcolvin@p3mai.com) instead.</w:t>
       </w:r>
     </w:p>
     <w:p>
@@ -1194,7 +1289,7 @@
           <w:color w:val="0B2545"/>
           <w:sz w:val="32"/>
         </w:rPr>
-        <w:t>8.  Project Cost Estimator</w:t>
+        <w:t>8.  Services Cost Estimator</w:t>
       </w:r>
     </w:p>
     <w:p>
@@ -1206,7 +1301,7 @@
           <w:color w:val="1C2B3A"/>
           <w:sz w:val="22"/>
         </w:rPr>
-        <w:t xml:space="preserve">The </w:t>
+        <w:t xml:space="preserve">The estimator prices P3MAI's actual catalogue interactively: choose a </w:t>
       </w:r>
       <w:r>
         <w:rPr>
@@ -1216,7 +1311,7 @@
           <w:color w:val="1C2B3A"/>
           <w:sz w:val="22"/>
         </w:rPr>
-        <w:t>calculator</w:t>
+        <w:t>service line</w:t>
       </w:r>
       <w:r>
         <w:rPr>
@@ -1226,7 +1321,7 @@
           <w:color w:val="1C2B3A"/>
           <w:sz w:val="22"/>
         </w:rPr>
-        <w:t xml:space="preserve"> page is a standalone, interactive </w:t>
+        <w:t xml:space="preserve"> (Digital Products / Delivery &amp; Automation / Consulting), pick </w:t>
       </w:r>
       <w:r>
         <w:rPr>
@@ -1236,7 +1331,7 @@
           <w:color w:val="1C2B3A"/>
           <w:sz w:val="22"/>
         </w:rPr>
-        <w:t>Project Cost Estimator</w:t>
+        <w:t>products</w:t>
       </w:r>
       <w:r>
         <w:rPr>
@@ -1246,7 +1341,7 @@
           <w:color w:val="1C2B3A"/>
           <w:sz w:val="22"/>
         </w:rPr>
-        <w:t xml:space="preserve">. Choose the options that describe your project and it produces an instant estimate in real time, then points you to email </w:t>
+        <w:t xml:space="preserve">, set </w:t>
       </w:r>
       <w:r>
         <w:rPr>
@@ -1256,7 +1351,7 @@
           <w:color w:val="1C2B3A"/>
           <w:sz w:val="22"/>
         </w:rPr>
-        <w:t>hello@P3MAI.com</w:t>
+        <w:t>POTI dimensions</w:t>
       </w:r>
       <w:r>
         <w:rPr>
@@ -1266,7 +1361,87 @@
           <w:color w:val="1C2B3A"/>
           <w:sz w:val="22"/>
         </w:rPr>
-        <w:t xml:space="preserve"> to take it further. Nothing is stored — it is a quick, private guide to likely cost.</w:t>
+        <w:t xml:space="preserve"> for consulting items, choose </w:t>
+      </w:r>
+      <w:r>
+        <w:rPr>
+          <w:rFonts w:ascii="Segoe UI" w:hAnsi="Segoe UI" w:cs="Segoe UI"/>
+          <w:b/>
+          <w:i w:val="0"/>
+          <w:color w:val="1C2B3A"/>
+          <w:sz w:val="22"/>
+        </w:rPr>
+        <w:t>tier</w:t>
+      </w:r>
+      <w:r>
+        <w:rPr>
+          <w:rFonts w:ascii="Segoe UI" w:hAnsi="Segoe UI" w:cs="Segoe UI"/>
+          <w:b w:val="0"/>
+          <w:i w:val="0"/>
+          <w:color w:val="1C2B3A"/>
+          <w:sz w:val="22"/>
+        </w:rPr>
+        <w:t xml:space="preserve"> (Standard / Enhanced / Tailored) and </w:t>
+      </w:r>
+      <w:r>
+        <w:rPr>
+          <w:rFonts w:ascii="Segoe UI" w:hAnsi="Segoe UI" w:cs="Segoe UI"/>
+          <w:b/>
+          <w:i w:val="0"/>
+          <w:color w:val="1C2B3A"/>
+          <w:sz w:val="22"/>
+        </w:rPr>
+        <w:t>licence scale</w:t>
+      </w:r>
+      <w:r>
+        <w:rPr>
+          <w:rFonts w:ascii="Segoe UI" w:hAnsi="Segoe UI" w:cs="Segoe UI"/>
+          <w:b w:val="0"/>
+          <w:i w:val="0"/>
+          <w:color w:val="1C2B3A"/>
+          <w:sz w:val="22"/>
+        </w:rPr>
+        <w:t xml:space="preserve">, add </w:t>
+      </w:r>
+      <w:r>
+        <w:rPr>
+          <w:rFonts w:ascii="Segoe UI" w:hAnsi="Segoe UI" w:cs="Segoe UI"/>
+          <w:b/>
+          <w:i w:val="0"/>
+          <w:color w:val="1C2B3A"/>
+          <w:sz w:val="22"/>
+        </w:rPr>
+        <w:t>service days</w:t>
+      </w:r>
+      <w:r>
+        <w:rPr>
+          <w:rFonts w:ascii="Segoe UI" w:hAnsi="Segoe UI" w:cs="Segoe UI"/>
+          <w:b w:val="0"/>
+          <w:i w:val="0"/>
+          <w:color w:val="1C2B3A"/>
+          <w:sz w:val="22"/>
+        </w:rPr>
+        <w:t xml:space="preserve"> and an optional </w:t>
+      </w:r>
+      <w:r>
+        <w:rPr>
+          <w:rFonts w:ascii="Segoe UI" w:hAnsi="Segoe UI" w:cs="Segoe UI"/>
+          <w:b/>
+          <w:i w:val="0"/>
+          <w:color w:val="1C2B3A"/>
+          <w:sz w:val="22"/>
+        </w:rPr>
+        <w:t>maintenance window</w:t>
+      </w:r>
+      <w:r>
+        <w:rPr>
+          <w:rFonts w:ascii="Segoe UI" w:hAnsi="Segoe UI" w:cs="Segoe UI"/>
+          <w:b w:val="0"/>
+          <w:i w:val="0"/>
+          <w:color w:val="1C2B3A"/>
+          <w:sz w:val="22"/>
+        </w:rPr>
+        <w:t>. The running estimate builds in the right-hand rail in AED, GBP or USD.</w:t>
       </w:r>
     </w:p>
     <w:tbl>
@@ -1295,7 +1470,7 @@
                 <w:color w:val="A8841C"/>
                 <w:sz w:val="21"/>
               </w:rPr>
-              <w:t>★  Use it as a conversation starter</w:t>
+              <w:t>★  Get a Detailed Quote</w:t>
             </w:r>
           </w:p>
           <w:p>
@@ -1307,7 +1482,7 @@
                 <w:color w:val="1C2B3A"/>
                 <w:sz w:val="20"/>
               </w:rPr>
-              <w:t>The estimate is indicative — a starting point. Follow the on-screen prompt to get in touch for a tailored quote.</w:t>
+              <w:t>The button under the total takes you to the contact form with your full selection — every line item and the totals — already written into the message. Nothing is stored anywhere until you choose to send it.</w:t>
             </w:r>
           </w:p>
         </w:tc>
@@ -1327,7 +1502,7 @@
           <w:color w:val="0B2545"/>
           <w:sz w:val="32"/>
         </w:rPr>
-        <w:t>9.  The two apps</w:t>
+        <w:t>9.  The six apps</w:t>
       </w:r>
     </w:p>
     <w:tbl>
@@ -1343,7 +1518,7 @@
       <w:tr>
         <w:tc>
           <w:tcPr>
-            <w:tcW w:type="dxa" w:w="3402"/>
+            <w:tcW w:type="dxa" w:w="3742"/>
             <w:shd w:val="clear" w:fill="0B2545"/>
           </w:tcPr>
           <w:p>
@@ -1361,7 +1536,7 @@
         </w:tc>
         <w:tc>
           <w:tcPr>
-            <w:tcW w:type="dxa" w:w="5386"/>
+            <w:tcW w:type="dxa" w:w="5046"/>
             <w:shd w:val="clear" w:fill="0B2545"/>
           </w:tcPr>
           <w:p>
@@ -1381,7 +1556,7 @@
       <w:tr>
         <w:tc>
           <w:tcPr>
-            <w:tcW w:type="dxa" w:w="3402"/>
+            <w:tcW w:type="dxa" w:w="3742"/>
           </w:tcPr>
           <w:p>
             <w:r>
@@ -1392,13 +1567,13 @@
                 <w:color w:val="1C2B3A"/>
                 <w:sz w:val="19"/>
               </w:rPr>
-              <w:t>PMO card → Example</w:t>
+              <w:t>PMO card → PMO Example</w:t>
             </w:r>
           </w:p>
         </w:tc>
         <w:tc>
           <w:tcPr>
-            <w:tcW w:type="dxa" w:w="5386"/>
+            <w:tcW w:type="dxa" w:w="5046"/>
           </w:tcPr>
           <w:p>
             <w:r>
@@ -1409,7 +1584,7 @@
                 <w:color w:val="1C2B3A"/>
                 <w:sz w:val="19"/>
               </w:rPr>
-              <w:t>The PMO Service — a live project-portfolio tool (app.p3mai.com)</w:t>
+              <w:t>A live project-portfolio tool (apps.p3mai.com/pmo)</w:t>
             </w:r>
           </w:p>
         </w:tc>
@@ -1417,7 +1592,7 @@
       <w:tr>
         <w:tc>
           <w:tcPr>
-            <w:tcW w:type="dxa" w:w="3402"/>
+            <w:tcW w:type="dxa" w:w="3742"/>
             <w:shd w:val="clear" w:fill="F3F6FA"/>
           </w:tcPr>
           <w:p>
@@ -1429,13 +1604,13 @@
                 <w:color w:val="1C2B3A"/>
                 <w:sz w:val="19"/>
               </w:rPr>
-              <w:t>Project Management card → PRINCE2 Method Map</w:t>
+              <w:t>PMO card → P3M3 Maturity Assessment</w:t>
             </w:r>
           </w:p>
         </w:tc>
         <w:tc>
           <w:tcPr>
-            <w:tcW w:type="dxa" w:w="5386"/>
+            <w:tcW w:type="dxa" w:w="5046"/>
             <w:shd w:val="clear" w:fill="F3F6FA"/>
           </w:tcPr>
           <w:p>
@@ -1447,7 +1622,81 @@
                 <w:color w:val="1C2B3A"/>
                 <w:sz w:val="19"/>
               </w:rPr>
-              <w:t>An interactive PRINCE2 method explorer</w:t>
+              <w:t>A free self-assessment of your delivery maturity (/p3m3)</w:t>
+            </w:r>
+          </w:p>
+        </w:tc>
+      </w:tr>
+      <w:tr>
+        <w:tc>
+          <w:tcPr>
+            <w:tcW w:type="dxa" w:w="3742"/>
+          </w:tcPr>
+          <w:p>
+            <w:r>
+              <w:rPr>
+                <w:rFonts w:ascii="Segoe UI" w:hAnsi="Segoe UI" w:cs="Segoe UI"/>
+                <w:b w:val="0"/>
+                <w:i w:val="0"/>
+                <w:color w:val="1C2B3A"/>
+                <w:sz w:val="19"/>
+              </w:rPr>
+              <w:t>Project card → PRINCE2 / SAFe / PMBOK Method Maps</w:t>
+            </w:r>
+          </w:p>
+        </w:tc>
+        <w:tc>
+          <w:tcPr>
+            <w:tcW w:type="dxa" w:w="5046"/>
+          </w:tcPr>
+          <w:p>
+            <w:r>
+              <w:rPr>
+                <w:rFonts w:ascii="Segoe UI" w:hAnsi="Segoe UI" w:cs="Segoe UI"/>
+                <w:b w:val="0"/>
+                <w:i w:val="0"/>
+                <w:color w:val="1C2B3A"/>
+                <w:sz w:val="19"/>
+              </w:rPr>
+              <w:t>Interactive method explorers (/prince2, /safe, /pmbok)</w:t>
+            </w:r>
+          </w:p>
+        </w:tc>
+      </w:tr>
+      <w:tr>
+        <w:tc>
+          <w:tcPr>
+            <w:tcW w:type="dxa" w:w="3742"/>
+            <w:shd w:val="clear" w:fill="F3F6FA"/>
+          </w:tcPr>
+          <w:p>
+            <w:r>
+              <w:rPr>
+                <w:rFonts w:ascii="Segoe UI" w:hAnsi="Segoe UI" w:cs="Segoe UI"/>
+                <w:b w:val="0"/>
+                <w:i w:val="0"/>
+                <w:color w:val="1C2B3A"/>
+                <w:sz w:val="19"/>
+              </w:rPr>
+              <w:t>Program card → MSP Method Map</w:t>
+            </w:r>
+          </w:p>
+        </w:tc>
+        <w:tc>
+          <w:tcPr>
+            <w:tcW w:type="dxa" w:w="5046"/>
+            <w:shd w:val="clear" w:fill="F3F6FA"/>
+          </w:tcPr>
+          <w:p>
+            <w:r>
+              <w:rPr>
+                <w:rFonts w:ascii="Segoe UI" w:hAnsi="Segoe UI" w:cs="Segoe UI"/>
+                <w:b w:val="0"/>
+                <w:i w:val="0"/>
+                <w:color w:val="1C2B3A"/>
+                <w:sz w:val="19"/>
+              </w:rPr>
+              <w:t>The programme-management method explorer (/msp)</w:t>
             </w:r>
           </w:p>
         </w:tc>
@@ -1581,7 +1830,7 @@
                 <w:color w:val="1C2B3A"/>
                 <w:sz w:val="19"/>
               </w:rPr>
-              <w:t>Use the Contact page form, or the details listed there.</w:t>
+              <w:t>Any Get in Touch button — the form will already know which service you were reading about.</w:t>
             </w:r>
           </w:p>
         </w:tc>
@@ -1619,7 +1868,7 @@
                 <w:color w:val="1C2B3A"/>
                 <w:sz w:val="19"/>
               </w:rPr>
-              <w:t>No — it's indicative; contact P3MAI for a tailored quote.</w:t>
+              <w:t>No — indicative. Final pricing follows a scoping conversation.</w:t>
             </w:r>
           </w:p>
         </w:tc>
@@ -1638,7 +1887,7 @@
                 <w:color w:val="1C2B3A"/>
                 <w:sz w:val="19"/>
               </w:rPr>
-              <w:t>What are the two apps?</w:t>
+              <w:t>Are the apps free?</w:t>
             </w:r>
           </w:p>
         </w:tc>
@@ -1655,7 +1904,7 @@
                 <w:color w:val="1C2B3A"/>
                 <w:sz w:val="19"/>
               </w:rPr>
-              <w:t>The PMO Service (portfolio tool) and the PRINCE2 Method Map (method explorer).</w:t>
+              <w:t>The method maps and the P3M3 assessment are free and self-serve.</w:t>
             </w:r>
           </w:p>
         </w:tc>
@@ -1675,7 +1924,7 @@
                 <w:color w:val="1C2B3A"/>
                 <w:sz w:val="19"/>
               </w:rPr>
-              <w:t>Does it work on mobile?</w:t>
+              <w:t>Where do I start?</w:t>
             </w:r>
           </w:p>
         </w:tc>
@@ -1693,7 +1942,43 @@
                 <w:color w:val="1C2B3A"/>
                 <w:sz w:val="19"/>
               </w:rPr>
-              <w:t>Yes — the layout is responsive with a hamburger menu.</w:t>
+              <w:t>The home page's Start Where It Suits You ladder: free tools → products → talk to Douglas.</w:t>
+            </w:r>
+          </w:p>
+        </w:tc>
+      </w:tr>
+      <w:tr>
+        <w:tc>
+          <w:tcPr>
+            <w:tcW w:type="dxa" w:w="2835"/>
+          </w:tcPr>
+          <w:p>
+            <w:r>
+              <w:rPr>
+                <w:rFonts w:ascii="Segoe UI" w:hAnsi="Segoe UI" w:cs="Segoe UI"/>
+                <w:b w:val="0"/>
+                <w:i w:val="0"/>
+                <w:color w:val="1C2B3A"/>
+                <w:sz w:val="19"/>
+              </w:rPr>
+              <w:t>Does it work on mobile?</w:t>
+            </w:r>
+          </w:p>
+        </w:tc>
+        <w:tc>
+          <w:tcPr>
+            <w:tcW w:type="dxa" w:w="5953"/>
+          </w:tcPr>
+          <w:p>
+            <w:r>
+              <w:rPr>
+                <w:rFonts w:ascii="Segoe UI" w:hAnsi="Segoe UI" w:cs="Segoe UI"/>
+                <w:b w:val="0"/>
+                <w:i w:val="0"/>
+                <w:color w:val="1C2B3A"/>
+                <w:sz w:val="19"/>
+              </w:rPr>
+              <w:t>Yes — responsive layout with a hamburger menu.</w:t>
             </w:r>
           </w:p>
         </w:tc>
@@ -1741,7 +2026,7 @@
         <w:sz w:val="16"/>
       </w:rPr>
       <w:tab/>
-      <w:t>v1.0</w:t>
+      <w:t>v2.0</w:t>
       <w:tab/>
     </w:r>
     <w:r>

--- a/docs/02_User_Manual.docx
+++ b/docs/02_User_Manual.docx
@@ -309,7 +309,7 @@
                 <w:color w:val="1C2B3A"/>
                 <w:sz w:val="22"/>
               </w:rPr>
-              <w:t>P3MAI Method Map (PRINCE2 7)</w:t>
+              <w:t>P3MAI Website (p3mai.com)</w:t>
             </w:r>
           </w:p>
         </w:tc>

--- a/docs/02_User_Manual.docx
+++ b/docs/02_User_Manual.docx
@@ -31,7 +31,7 @@
           <w:color w:val="A8841C"/>
           <w:sz w:val="28"/>
         </w:rPr>
-        <w:t>METHOD MAP</w:t>
+        <w:t>BUSINESS WEBSITE</w:t>
       </w:r>
     </w:p>
     <w:p/>
@@ -2015,7 +2015,7 @@
         <w:color w:val="5B6675"/>
         <w:sz w:val="16"/>
       </w:rPr>
-      <w:t>P3MAI Method Map</w:t>
+      <w:t>P3MAI Website</w:t>
     </w:r>
     <w:r>
       <w:rPr>
